--- a/output/投研舆情晨报_2026-09-26.docx
+++ b/output/投研舆情晨报_2026-09-26.docx
@@ -19,7 +19,7 @@
           <w:color w:val="8A939E"/>
           <w:sz w:val="18"/>
         </w:rPr>
-        <w:t>覆盖 6 家媒体 · 入库 14,664 条 · 去重后 1,862 条 · 识别热点 56 个</w:t>
+        <w:t>覆盖 6 家媒体 · 入库 15,001 条 · 去重后 1,637 条 · 识别热点 49 个</w:t>
       </w:r>
     </w:p>
     <w:p>
@@ -126,69 +126,7 @@
           </w:tcPr>
           <w:p>
             <w:r>
-              <w:t>0.827</w:t>
-            </w:r>
-          </w:p>
-        </w:tc>
-        <w:tc>
-          <w:tcPr>
-            <w:tcW w:type="dxa" w:w="1440"/>
-          </w:tcPr>
-          <w:p>
-            <w:r>
-              <w:t>爆点</w:t>
-            </w:r>
-          </w:p>
-        </w:tc>
-        <w:tc>
-          <w:tcPr>
-            <w:tcW w:type="dxa" w:w="1440"/>
-          </w:tcPr>
-          <w:p>
-            <w:r>
-              <w:t>宏观政策</w:t>
-            </w:r>
-          </w:p>
-        </w:tc>
-        <w:tc>
-          <w:tcPr>
-            <w:tcW w:type="dxa" w:w="1440"/>
-          </w:tcPr>
-          <w:p>
-            <w:r>
-              <w:t>日本10年期国债收益率大涨10个基点至3.075% 创199</w:t>
-            </w:r>
-          </w:p>
-        </w:tc>
-        <w:tc>
-          <w:tcPr>
-            <w:tcW w:type="dxa" w:w="1440"/>
-          </w:tcPr>
-          <w:p>
-            <w:r>
-              <w:t>20/3</w:t>
-            </w:r>
-          </w:p>
-        </w:tc>
-      </w:tr>
-      <w:tr>
-        <w:tc>
-          <w:tcPr>
-            <w:tcW w:type="dxa" w:w="1440"/>
-          </w:tcPr>
-          <w:p>
-            <w:r>
-              <w:t>2</w:t>
-            </w:r>
-          </w:p>
-        </w:tc>
-        <w:tc>
-          <w:tcPr>
-            <w:tcW w:type="dxa" w:w="1440"/>
-          </w:tcPr>
-          <w:p>
-            <w:r>
-              <w:t>0.690</w:t>
+              <w:t>0.815</w:t>
             </w:r>
           </w:p>
         </w:tc>
@@ -228,7 +166,69 @@
           </w:tcPr>
           <w:p>
             <w:r>
-              <w:t>15/3</w:t>
+              <w:t>13/3</w:t>
+            </w:r>
+          </w:p>
+        </w:tc>
+      </w:tr>
+      <w:tr>
+        <w:tc>
+          <w:tcPr>
+            <w:tcW w:type="dxa" w:w="1440"/>
+          </w:tcPr>
+          <w:p>
+            <w:r>
+              <w:t>2</w:t>
+            </w:r>
+          </w:p>
+        </w:tc>
+        <w:tc>
+          <w:tcPr>
+            <w:tcW w:type="dxa" w:w="1440"/>
+          </w:tcPr>
+          <w:p>
+            <w:r>
+              <w:t>0.700</w:t>
+            </w:r>
+          </w:p>
+        </w:tc>
+        <w:tc>
+          <w:tcPr>
+            <w:tcW w:type="dxa" w:w="1440"/>
+          </w:tcPr>
+          <w:p>
+            <w:r>
+              <w:t>爆点</w:t>
+            </w:r>
+          </w:p>
+        </w:tc>
+        <w:tc>
+          <w:tcPr>
+            <w:tcW w:type="dxa" w:w="1440"/>
+          </w:tcPr>
+          <w:p>
+            <w:r>
+              <w:t>金融市场</w:t>
+            </w:r>
+          </w:p>
+        </w:tc>
+        <w:tc>
+          <w:tcPr>
+            <w:tcW w:type="dxa" w:w="1440"/>
+          </w:tcPr>
+          <w:p>
+            <w:r>
+              <w:t>恒指低开0.96%，报24523.50点；恒生科技指数跌0.</w:t>
+            </w:r>
+          </w:p>
+        </w:tc>
+        <w:tc>
+          <w:tcPr>
+            <w:tcW w:type="dxa" w:w="1440"/>
+          </w:tcPr>
+          <w:p>
+            <w:r>
+              <w:t>8/3</w:t>
             </w:r>
           </w:p>
         </w:tc>
@@ -250,7 +250,69 @@
           </w:tcPr>
           <w:p>
             <w:r>
-              <w:t>0.656</w:t>
+              <w:t>0.685</w:t>
+            </w:r>
+          </w:p>
+        </w:tc>
+        <w:tc>
+          <w:tcPr>
+            <w:tcW w:type="dxa" w:w="1440"/>
+          </w:tcPr>
+          <w:p>
+            <w:r>
+              <w:t>爆点</w:t>
+            </w:r>
+          </w:p>
+        </w:tc>
+        <w:tc>
+          <w:tcPr>
+            <w:tcW w:type="dxa" w:w="1440"/>
+          </w:tcPr>
+          <w:p>
+            <w:r>
+              <w:t>宏观政策</w:t>
+            </w:r>
+          </w:p>
+        </w:tc>
+        <w:tc>
+          <w:tcPr>
+            <w:tcW w:type="dxa" w:w="1440"/>
+          </w:tcPr>
+          <w:p>
+            <w:r>
+              <w:t>道指三连阴，美债收益率再创二十余年新高，油价大涨，美联储官员</w:t>
+            </w:r>
+          </w:p>
+        </w:tc>
+        <w:tc>
+          <w:tcPr>
+            <w:tcW w:type="dxa" w:w="1440"/>
+          </w:tcPr>
+          <w:p>
+            <w:r>
+              <w:t>12/2</w:t>
+            </w:r>
+          </w:p>
+        </w:tc>
+      </w:tr>
+      <w:tr>
+        <w:tc>
+          <w:tcPr>
+            <w:tcW w:type="dxa" w:w="1440"/>
+          </w:tcPr>
+          <w:p>
+            <w:r>
+              <w:t>4</w:t>
+            </w:r>
+          </w:p>
+        </w:tc>
+        <w:tc>
+          <w:tcPr>
+            <w:tcW w:type="dxa" w:w="1440"/>
+          </w:tcPr>
+          <w:p>
+            <w:r>
+              <w:t>0.674</w:t>
             </w:r>
           </w:p>
         </w:tc>
@@ -302,68 +364,6 @@
           </w:tcPr>
           <w:p>
             <w:r>
-              <w:t>4</w:t>
-            </w:r>
-          </w:p>
-        </w:tc>
-        <w:tc>
-          <w:tcPr>
-            <w:tcW w:type="dxa" w:w="1440"/>
-          </w:tcPr>
-          <w:p>
-            <w:r>
-              <w:t>0.606</w:t>
-            </w:r>
-          </w:p>
-        </w:tc>
-        <w:tc>
-          <w:tcPr>
-            <w:tcW w:type="dxa" w:w="1440"/>
-          </w:tcPr>
-          <w:p>
-            <w:r>
-              <w:t>爆点</w:t>
-            </w:r>
-          </w:p>
-        </w:tc>
-        <w:tc>
-          <w:tcPr>
-            <w:tcW w:type="dxa" w:w="1440"/>
-          </w:tcPr>
-          <w:p>
-            <w:r>
-              <w:t>综合</w:t>
-            </w:r>
-          </w:p>
-        </w:tc>
-        <w:tc>
-          <w:tcPr>
-            <w:tcW w:type="dxa" w:w="1440"/>
-          </w:tcPr>
-          <w:p>
-            <w:r>
-              <w:t>交通运输部：9月24日全社会跨区域人员流动量22850.9万</w:t>
-            </w:r>
-          </w:p>
-        </w:tc>
-        <w:tc>
-          <w:tcPr>
-            <w:tcW w:type="dxa" w:w="1440"/>
-          </w:tcPr>
-          <w:p>
-            <w:r>
-              <w:t>5/2</w:t>
-            </w:r>
-          </w:p>
-        </w:tc>
-      </w:tr>
-      <w:tr>
-        <w:tc>
-          <w:tcPr>
-            <w:tcW w:type="dxa" w:w="1440"/>
-          </w:tcPr>
-          <w:p>
-            <w:r>
               <w:t>5</w:t>
             </w:r>
           </w:p>
@@ -374,69 +374,7 @@
           </w:tcPr>
           <w:p>
             <w:r>
-              <w:t>0.589</w:t>
-            </w:r>
-          </w:p>
-        </w:tc>
-        <w:tc>
-          <w:tcPr>
-            <w:tcW w:type="dxa" w:w="1440"/>
-          </w:tcPr>
-          <w:p>
-            <w:r>
-              <w:t>爆点</w:t>
-            </w:r>
-          </w:p>
-        </w:tc>
-        <w:tc>
-          <w:tcPr>
-            <w:tcW w:type="dxa" w:w="1440"/>
-          </w:tcPr>
-          <w:p>
-            <w:r>
-              <w:t>金融市场</w:t>
-            </w:r>
-          </w:p>
-        </w:tc>
-        <w:tc>
-          <w:tcPr>
-            <w:tcW w:type="dxa" w:w="1440"/>
-          </w:tcPr>
-          <w:p>
-            <w:r>
-              <w:t>港股午评：恒指跌0.52% 科指跌1.11% 科网股、黄金股</w:t>
-            </w:r>
-          </w:p>
-        </w:tc>
-        <w:tc>
-          <w:tcPr>
-            <w:tcW w:type="dxa" w:w="1440"/>
-          </w:tcPr>
-          <w:p>
-            <w:r>
-              <w:t>8/3</w:t>
-            </w:r>
-          </w:p>
-        </w:tc>
-      </w:tr>
-      <w:tr>
-        <w:tc>
-          <w:tcPr>
-            <w:tcW w:type="dxa" w:w="1440"/>
-          </w:tcPr>
-          <w:p>
-            <w:r>
-              <w:t>6</w:t>
-            </w:r>
-          </w:p>
-        </w:tc>
-        <w:tc>
-          <w:tcPr>
-            <w:tcW w:type="dxa" w:w="1440"/>
-          </w:tcPr>
-          <w:p>
-            <w:r>
-              <w:t>0.548</w:t>
+              <w:t>0.564</w:t>
             </w:r>
           </w:p>
         </w:tc>
@@ -488,7 +426,7 @@
           </w:tcPr>
           <w:p>
             <w:r>
-              <w:t>7</w:t>
+              <w:t>6</w:t>
             </w:r>
           </w:p>
         </w:tc>
@@ -498,7 +436,7 @@
           </w:tcPr>
           <w:p>
             <w:r>
-              <w:t>0.531</w:t>
+              <w:t>0.564</w:t>
             </w:r>
           </w:p>
         </w:tc>
@@ -518,7 +456,7 @@
           </w:tcPr>
           <w:p>
             <w:r>
-              <w:t>宏观政策</w:t>
+              <w:t>综合</w:t>
             </w:r>
           </w:p>
         </w:tc>
@@ -528,7 +466,7 @@
           </w:tcPr>
           <w:p>
             <w:r>
-              <w:t>央行一日开出4张大额罚单，广发银行、渤海银行等4家银行领罚</w:t>
+              <w:t>日经225指数开盘上涨0.19% 韩国股市今日休市</w:t>
             </w:r>
           </w:p>
         </w:tc>
@@ -538,7 +476,7 @@
           </w:tcPr>
           <w:p>
             <w:r>
-              <w:t>4/2</w:t>
+              <w:t>5/2</w:t>
             </w:r>
           </w:p>
         </w:tc>
@@ -550,7 +488,7 @@
           </w:tcPr>
           <w:p>
             <w:r>
-              <w:t>8</w:t>
+              <w:t>7</w:t>
             </w:r>
           </w:p>
         </w:tc>
@@ -560,7 +498,7 @@
           </w:tcPr>
           <w:p>
             <w:r>
-              <w:t>0.531</w:t>
+              <w:t>0.548</w:t>
             </w:r>
           </w:p>
         </w:tc>
@@ -612,7 +550,7 @@
           </w:tcPr>
           <w:p>
             <w:r>
-              <w:t>9</w:t>
+              <w:t>8</w:t>
             </w:r>
           </w:p>
         </w:tc>
@@ -622,7 +560,7 @@
           </w:tcPr>
           <w:p>
             <w:r>
-              <w:t>0.510</w:t>
+              <w:t>0.524</w:t>
             </w:r>
           </w:p>
         </w:tc>
@@ -652,7 +590,69 @@
           </w:tcPr>
           <w:p>
             <w:r>
-              <w:t>924两周年盘点：20倍超级大牛股领跑涨幅榜 十倍股高达25</w:t>
+              <w:t>除权日前日本股市走高 银行板块受益于收益率上行上涨</w:t>
+            </w:r>
+          </w:p>
+        </w:tc>
+        <w:tc>
+          <w:tcPr>
+            <w:tcW w:type="dxa" w:w="1440"/>
+          </w:tcPr>
+          <w:p>
+            <w:r>
+              <w:t>4/2</w:t>
+            </w:r>
+          </w:p>
+        </w:tc>
+      </w:tr>
+      <w:tr>
+        <w:tc>
+          <w:tcPr>
+            <w:tcW w:type="dxa" w:w="1440"/>
+          </w:tcPr>
+          <w:p>
+            <w:r>
+              <w:t>9</w:t>
+            </w:r>
+          </w:p>
+        </w:tc>
+        <w:tc>
+          <w:tcPr>
+            <w:tcW w:type="dxa" w:w="1440"/>
+          </w:tcPr>
+          <w:p>
+            <w:r>
+              <w:t>0.524</w:t>
+            </w:r>
+          </w:p>
+        </w:tc>
+        <w:tc>
+          <w:tcPr>
+            <w:tcW w:type="dxa" w:w="1440"/>
+          </w:tcPr>
+          <w:p>
+            <w:r>
+              <w:t>高热</w:t>
+            </w:r>
+          </w:p>
+        </w:tc>
+        <w:tc>
+          <w:tcPr>
+            <w:tcW w:type="dxa" w:w="1440"/>
+          </w:tcPr>
+          <w:p>
+            <w:r>
+              <w:t>综合</w:t>
+            </w:r>
+          </w:p>
+        </w:tc>
+        <w:tc>
+          <w:tcPr>
+            <w:tcW w:type="dxa" w:w="1440"/>
+          </w:tcPr>
+          <w:p>
+            <w:r>
+              <w:t>日本财务大臣片山皋月：日本首相高市早苗“并非再通胀主义者”。</w:t>
             </w:r>
           </w:p>
         </w:tc>
@@ -684,7 +684,7 @@
           </w:tcPr>
           <w:p>
             <w:r>
-              <w:t>0.510</w:t>
+              <w:t>0.524</w:t>
             </w:r>
           </w:p>
         </w:tc>
@@ -714,7 +714,7 @@
           </w:tcPr>
           <w:p>
             <w:r>
-              <w:t>星巴克宣布将关闭其在北美约1%的咖啡门店</w:t>
+              <w:t>美国8月扣除运输类耐用品订单环比初值 0.3%，预期 0.6</w:t>
             </w:r>
           </w:p>
         </w:tc>
@@ -724,7 +724,7 @@
           </w:tcPr>
           <w:p>
             <w:r>
-              <w:t>3/3</w:t>
+              <w:t>4/2</w:t>
             </w:r>
           </w:p>
         </w:tc>
@@ -746,7 +746,7 @@
         <w:pStyle w:val="Heading2"/>
       </w:pPr>
       <w:r>
-        <w:t>日本10年期国债收益率大涨10个基点至3.075% 创1996年以来最高</w:t>
+        <w:t>美股半导体股深夜拉升，ARM涨超5%，科技巨头走势分化，微软大涨3%，Meta跌2.7%</w:t>
       </w:r>
     </w:p>
     <w:p>
@@ -755,7 +755,7 @@
           <w:color w:val="8A939E"/>
           <w:sz w:val="18"/>
         </w:rPr>
-        <w:t>热度 0.827（爆点）· 20 篇 / 3 家媒体 · 宏观政策</w:t>
+        <w:t>热度 0.815（爆点）· 13 篇 / 3 家媒体 · 国际市场</w:t>
       </w:r>
     </w:p>
     <w:p>
@@ -767,81 +767,7 @@
         <w:t>事件概述：</w:t>
       </w:r>
       <w:r>
-        <w:t>「日本10年期国债收益率大涨10个基点至3.075% 创1996年以来最高」由 20 篇报道聚合而成，覆盖 3 家媒体，热度 0.827（爆点），所属板块类目：宏观政策。</w:t>
-      </w:r>
-    </w:p>
-    <w:p>
-      <w:r>
-        <w:rPr>
-          <w:b/>
-          <w:color w:val="16324F"/>
-        </w:rPr>
-        <w:t>关键信息：</w:t>
-      </w:r>
-      <w:r>
-        <w:t>日本10年期国债收益率大涨10个基点至3.075% 创1996年以来最高；日本2年期国债收益率上升1995年4月以来最高水平；日本40年期国债收益率上升5.5个基点至4.255%。</w:t>
-      </w:r>
-    </w:p>
-    <w:p>
-      <w:r>
-        <w:rPr>
-          <w:b/>
-          <w:color w:val="16324F"/>
-        </w:rPr>
-        <w:t>市场影响：</w:t>
-      </w:r>
-      <w:r>
-        <w:t>关联板块代码：本簇未携带板块标签。（LLM 不可用，未生成研判，以上为检索与统计事实）</w:t>
-      </w:r>
-    </w:p>
-    <w:p>
-      <w:r>
-        <w:rPr>
-          <w:b/>
-          <w:color w:val="16324F"/>
-        </w:rPr>
-        <w:t>关注要点：</w:t>
-      </w:r>
-      <w:r>
-        <w:t>建议人工复核该事件的后续进展与板块联动。</w:t>
-      </w:r>
-    </w:p>
-    <w:p>
-      <w:r>
-        <w:rPr>
-          <w:color w:val="8A939E"/>
-          <w:sz w:val="17"/>
-        </w:rPr>
-        <w:t>引用：[1]日本10年期国债收益率大涨10个基点至3.075%  / [2]日本2年期国债收益率上升1995年4月以来最高水平 / [3]日本40年期国债收益率上升5.5个基点至4.255% / [4]日本国债收益率全线上涨 5年期和10年期收益率领涨</w:t>
-      </w:r>
-    </w:p>
-    <w:p>
-      <w:pPr>
-        <w:pStyle w:val="Heading2"/>
-      </w:pPr>
-      <w:r>
-        <w:t>美股半导体股深夜拉升，ARM涨超5%，科技巨头走势分化，微软大涨3%，Meta跌2.7%</w:t>
-      </w:r>
-    </w:p>
-    <w:p>
-      <w:r>
-        <w:rPr>
-          <w:color w:val="8A939E"/>
-          <w:sz w:val="18"/>
-        </w:rPr>
-        <w:t>热度 0.690（爆点）· 15 篇 / 3 家媒体 · 国际市场</w:t>
-      </w:r>
-    </w:p>
-    <w:p>
-      <w:r>
-        <w:rPr>
-          <w:b/>
-          <w:color w:val="16324F"/>
-        </w:rPr>
-        <w:t>事件概述：</w:t>
-      </w:r>
-      <w:r>
-        <w:t>「美股半导体股深夜拉升，ARM涨超5%，科技巨头走势分化，微软大涨3%，Meta跌2.7%，美伊被」由 15 篇报道聚合而成，覆盖 3 家媒体，热度 0.69（爆点），所属板块类目：国际市场。</w:t>
+        <w:t>「美股半导体股深夜拉升，ARM涨超5%，科技巨头走势分化，微软大涨3%，Meta跌2.7%，美伊被」由 13 篇报道聚合而成，覆盖 3 家媒体，热度 0.815（爆点），所属板块类目：国际市场。</w:t>
       </w:r>
     </w:p>
     <w:p>
@@ -894,7 +820,7 @@
         <w:pStyle w:val="Heading2"/>
       </w:pPr>
       <w:r>
-        <w:t>甲骨文盘前股价下跌2.8%，公司就新墨西哥数据中心发出不可抗力通知。</w:t>
+        <w:t>恒指低开0.96%，报24523.50点；恒生科技指数跌0.99%。阿里巴巴、网</w:t>
       </w:r>
     </w:p>
     <w:p>
@@ -903,7 +829,7 @@
           <w:color w:val="8A939E"/>
           <w:sz w:val="18"/>
         </w:rPr>
-        <w:t>热度 0.656（爆点）· 7 篇 / 3 家媒体 · AI与大模型</w:t>
+        <w:t>热度 0.700（爆点）· 8 篇 / 3 家媒体 · 金融市场</w:t>
       </w:r>
     </w:p>
     <w:p>
@@ -915,7 +841,155 @@
         <w:t>事件概述：</w:t>
       </w:r>
       <w:r>
-        <w:t>「甲骨文盘前股价下跌2.8%，公司就新墨西哥数据中心发出不可抗力通知。」由 7 篇报道聚合而成，覆盖 3 家媒体，热度 0.656（爆点），所属板块类目：AI与大模型。</w:t>
+        <w:t>「恒指低开0.96%，报24523.50点；恒生科技指数跌0.99%。阿里巴巴、网」由 8 篇报道聚合而成，覆盖 3 家媒体，热度 0.7（爆点），所属板块类目：金融市场。</w:t>
+      </w:r>
+    </w:p>
+    <w:p>
+      <w:r>
+        <w:rPr>
+          <w:b/>
+          <w:color w:val="16324F"/>
+        </w:rPr>
+        <w:t>关键信息：</w:t>
+      </w:r>
+      <w:r>
+        <w:t>恒指低开0.96%，报24523.50点；恒生科技指数跌0.99%。阿里巴巴、网；港股三大指数开盘下挫，恒生科技指数跌超2%；恒生科技指数日内跌幅扩大至2%。小米、阿里巴巴跌超3%。</w:t>
+      </w:r>
+    </w:p>
+    <w:p>
+      <w:r>
+        <w:rPr>
+          <w:b/>
+          <w:color w:val="16324F"/>
+        </w:rPr>
+        <w:t>市场影响：</w:t>
+      </w:r>
+      <w:r>
+        <w:t>关联板块代码：本簇未携带板块标签。（LLM 不可用，未生成研判，以上为检索与统计事实）</w:t>
+      </w:r>
+    </w:p>
+    <w:p>
+      <w:r>
+        <w:rPr>
+          <w:b/>
+          <w:color w:val="16324F"/>
+        </w:rPr>
+        <w:t>关注要点：</w:t>
+      </w:r>
+      <w:r>
+        <w:t>建议人工复核该事件的后续进展与板块联动。</w:t>
+      </w:r>
+    </w:p>
+    <w:p>
+      <w:r>
+        <w:rPr>
+          <w:color w:val="8A939E"/>
+          <w:sz w:val="17"/>
+        </w:rPr>
+        <w:t>引用：[1]恒指低开0.96%，报24523.50点；恒生科技指 / [2]港股三大指数开盘下挫，恒生科技指数跌超2% / [3]恒生科技指数日内跌幅扩大至2%。小米、阿里巴巴跌超3 / [4]港股开盘：恒生指数跌0.96% 恒生科技指数跌0.9</w:t>
+      </w:r>
+    </w:p>
+    <w:p>
+      <w:pPr>
+        <w:pStyle w:val="Heading2"/>
+      </w:pPr>
+      <w:r>
+        <w:t>道指三连阴，美债收益率再创二十余年新高，油价大涨，美联储官员接连“放鹰”</w:t>
+      </w:r>
+    </w:p>
+    <w:p>
+      <w:r>
+        <w:rPr>
+          <w:color w:val="8A939E"/>
+          <w:sz w:val="18"/>
+        </w:rPr>
+        <w:t>热度 0.685（爆点）· 12 篇 / 2 家媒体 · 宏观政策</w:t>
+      </w:r>
+    </w:p>
+    <w:p>
+      <w:r>
+        <w:rPr>
+          <w:b/>
+          <w:color w:val="16324F"/>
+        </w:rPr>
+        <w:t>事件概述：</w:t>
+      </w:r>
+      <w:r>
+        <w:t>「道指三连阴，美债收益率再创二十余年新高，油价大涨，美联储官员接连“放鹰”」由 12 篇报道聚合而成，覆盖 2 家媒体，热度 0.685（爆点），所属板块类目：宏观政策。</w:t>
+      </w:r>
+    </w:p>
+    <w:p>
+      <w:r>
+        <w:rPr>
+          <w:b/>
+          <w:color w:val="16324F"/>
+        </w:rPr>
+        <w:t>关键信息：</w:t>
+      </w:r>
+      <w:r>
+        <w:t>道指三连阴，美债收益率再创二十余年新高，油价大涨，美联储官员接连“放鹰”；美债抛售潮加剧，30年期美债收益率创2004年以来新高；9月25日收盘：道指连续三日收跌 油价、美债收益率维持高位</w:t>
+      </w:r>
+    </w:p>
+    <w:p>
+      <w:r>
+        <w:rPr>
+          <w:b/>
+          <w:color w:val="16324F"/>
+        </w:rPr>
+        <w:t>市场影响：</w:t>
+      </w:r>
+      <w:r>
+        <w:t>关联板块代码：本簇未携带板块标签。（LLM 不可用，未生成研判，以上为检索与统计事实）</w:t>
+      </w:r>
+    </w:p>
+    <w:p>
+      <w:r>
+        <w:rPr>
+          <w:b/>
+          <w:color w:val="16324F"/>
+        </w:rPr>
+        <w:t>关注要点：</w:t>
+      </w:r>
+      <w:r>
+        <w:t>建议人工复核该事件的后续进展与板块联动。</w:t>
+      </w:r>
+    </w:p>
+    <w:p>
+      <w:r>
+        <w:rPr>
+          <w:color w:val="8A939E"/>
+          <w:sz w:val="17"/>
+        </w:rPr>
+        <w:t xml:space="preserve">引用：[1]道指三连阴，美债收益率再创二十余年新高，油价大涨，美 / [2]美债抛售潮加剧，30年期美债收益率创2004年以来新 / [3]9月25日收盘：道指连续三日收跌 油价、美债收益率维 / [4]周六你需要知道的隔夜全球要闻：美伊谈判再传重大进展 </w:t>
+      </w:r>
+    </w:p>
+    <w:p>
+      <w:pPr>
+        <w:pStyle w:val="Heading2"/>
+      </w:pPr>
+      <w:r>
+        <w:t>甲骨文盘前股价下跌2.8%，公司就新墨西哥数据中心发出不可抗力通知。</w:t>
+      </w:r>
+    </w:p>
+    <w:p>
+      <w:r>
+        <w:rPr>
+          <w:color w:val="8A939E"/>
+          <w:sz w:val="18"/>
+        </w:rPr>
+        <w:t>热度 0.674（爆点）· 7 篇 / 3 家媒体 · AI与大模型</w:t>
+      </w:r>
+    </w:p>
+    <w:p>
+      <w:r>
+        <w:rPr>
+          <w:b/>
+          <w:color w:val="16324F"/>
+        </w:rPr>
+        <w:t>事件概述：</w:t>
+      </w:r>
+      <w:r>
+        <w:t>「甲骨文盘前股价下跌2.8%，公司就新墨西哥数据中心发出不可抗力通知。」由 7 篇报道聚合而成，覆盖 3 家媒体，热度 0.674（爆点），所属板块类目：AI与大模型。</w:t>
       </w:r>
     </w:p>
     <w:p>
@@ -968,7 +1042,7 @@
         <w:pStyle w:val="Heading2"/>
       </w:pPr>
       <w:r>
-        <w:t>交通运输部：9月24日全社会跨区域人员流动量22850.9万人次</w:t>
+        <w:t>特朗普：今年到访北京感受到中国人民的热情好客，我们希望以同样的热情款待各位</w:t>
       </w:r>
     </w:p>
     <w:p>
@@ -977,7 +1051,7 @@
           <w:color w:val="8A939E"/>
           <w:sz w:val="18"/>
         </w:rPr>
-        <w:t>热度 0.606（爆点）· 5 篇 / 2 家媒体 · 综合</w:t>
+        <w:t>热度 0.564（高热）· 5 篇 / 2 家媒体 · 综合</w:t>
       </w:r>
     </w:p>
     <w:p>
@@ -989,7 +1063,7 @@
         <w:t>事件概述：</w:t>
       </w:r>
       <w:r>
-        <w:t>「交通运输部：9月24日全社会跨区域人员流动量22850.9万人次」由 5 篇报道聚合而成，覆盖 2 家媒体，热度 0.606（爆点），所属板块类目：综合。</w:t>
+        <w:t>「特朗普：今年到访北京感受到中国人民的热情好客，我们希望以同样的热情款待各位」由 5 篇报道聚合而成，覆盖 2 家媒体，热度 0.564（高热），所属板块类目：综合。</w:t>
       </w:r>
     </w:p>
     <w:p>
@@ -1001,7 +1075,7 @@
         <w:t>关键信息：</w:t>
       </w:r>
       <w:r>
-        <w:t>交通运输部：9月24日全社会跨区域人员流动量22850.9万人次；中秋假期预计全社会跨区域人员流动量将达6.5亿人次；视频丨中秋国庆假期将至 跨区域人员流动量将呈现高位运行态势</w:t>
+        <w:t>特朗普：今年到访北京感受到中国人民的热情好客，我们希望以同样的热情款待各位；视频 | 拾光纪·欢迎仪式现场，特朗普夫妇热情迎接习近平主席；特朗普第一时间发帖总结会晤</w:t>
       </w:r>
     </w:p>
     <w:p>
@@ -1034,81 +1108,7 @@
           <w:color w:val="8A939E"/>
           <w:sz w:val="17"/>
         </w:rPr>
-        <w:t>引用：[1]交通运输部：9月24日全社会跨区域人员流动量2285 / [2]中秋假期预计全社会跨区域人员流动量将达6.5亿人次 / [3]视频丨中秋国庆假期将至 跨区域人员流动量将呈现高位运 / [4]中秋、国庆假期中国跨区域人员流动量料达27.8亿人次</w:t>
-      </w:r>
-    </w:p>
-    <w:p>
-      <w:pPr>
-        <w:pStyle w:val="Heading2"/>
-      </w:pPr>
-      <w:r>
-        <w:t>港股午评：恒指跌0.52% 科指跌1.11% 科网股、黄金股低迷 石油股逆势上涨</w:t>
-      </w:r>
-    </w:p>
-    <w:p>
-      <w:r>
-        <w:rPr>
-          <w:color w:val="8A939E"/>
-          <w:sz w:val="18"/>
-        </w:rPr>
-        <w:t>热度 0.589（爆点）· 8 篇 / 3 家媒体 · 金融市场</w:t>
-      </w:r>
-    </w:p>
-    <w:p>
-      <w:r>
-        <w:rPr>
-          <w:b/>
-          <w:color w:val="16324F"/>
-        </w:rPr>
-        <w:t>事件概述：</w:t>
-      </w:r>
-      <w:r>
-        <w:t>「港股午评：恒指跌0.52% 科指跌1.11% 科网股、黄金股低迷 石油股逆势上涨」由 8 篇报道聚合而成，覆盖 3 家媒体，热度 0.589（爆点），所属板块类目：金融市场。</w:t>
-      </w:r>
-    </w:p>
-    <w:p>
-      <w:r>
-        <w:rPr>
-          <w:b/>
-          <w:color w:val="16324F"/>
-        </w:rPr>
-        <w:t>关键信息：</w:t>
-      </w:r>
-      <w:r>
-        <w:t>港股午评：恒指跌0.52% 科指跌1.11% 科网股、黄金股低迷 石油股逆势上涨；快讯：恒指低开0.96% 科指跌0.99% 科网股低迷 保险股走弱；港股三大指数开盘下挫，恒生科技指数跌超2%</w:t>
-      </w:r>
-    </w:p>
-    <w:p>
-      <w:r>
-        <w:rPr>
-          <w:b/>
-          <w:color w:val="16324F"/>
-        </w:rPr>
-        <w:t>市场影响：</w:t>
-      </w:r>
-      <w:r>
-        <w:t>关联板块代码：本簇未携带板块标签。（LLM 不可用，未生成研判，以上为检索与统计事实）</w:t>
-      </w:r>
-    </w:p>
-    <w:p>
-      <w:r>
-        <w:rPr>
-          <w:b/>
-          <w:color w:val="16324F"/>
-        </w:rPr>
-        <w:t>关注要点：</w:t>
-      </w:r>
-      <w:r>
-        <w:t>建议人工复核该事件的后续进展与板块联动。</w:t>
-      </w:r>
-    </w:p>
-    <w:p>
-      <w:r>
-        <w:rPr>
-          <w:color w:val="8A939E"/>
-          <w:sz w:val="17"/>
-        </w:rPr>
-        <w:t>引用：[1]港股午评：恒指跌0.52% 科指跌1.11% 科网股 / [2]快讯：恒指低开0.96% 科指跌0.99% 科网股低 / [3]港股三大指数开盘下挫，恒生科技指数跌超2% / [4]创新药三倍牛股，大涨8%</w:t>
+        <w:t>引用：[1]特朗普：今年到访北京感受到中国人民的热情好客，我们希 / [2]视频 | 拾光纪·欢迎仪式现场，特朗普夫妇热情迎接习 / [3]特朗普第一时间发帖总结会晤 / [4]视频|特朗普向中方赠送一座白头鹰雕像 由特朗普夫妇亲</w:t>
       </w:r>
     </w:p>
     <w:p>
@@ -1127,7 +1127,7 @@
         <w:pStyle w:val="ListBullet"/>
       </w:pPr>
       <w:r>
-        <w:t>采集：6 家媒体公开接口，累计入库 14,664 条</w:t>
+        <w:t>采集：6 家媒体公开接口，累计入库 15,001 条</w:t>
       </w:r>
     </w:p>
     <w:p>
@@ -1135,7 +1135,7 @@
         <w:pStyle w:val="ListBullet"/>
       </w:pPr>
       <w:r>
-        <w:t>三层去重：2,110 → 1,862 条（精确115/SimHash6/语义127）</w:t>
+        <w:t>三层去重：1,883 → 1,637 条（精确129/SimHash7/语义110）</w:t>
       </w:r>
     </w:p>
     <w:p>
